--- a/小野町_引継ぎ_整理済/11_見える化出力依頼/小野町_見える化_医療リハビリの出力依頼_20261005.docx
+++ b/小野町_引継ぎ_整理済/11_見える化出力依頼/小野町_見える化_医療リハビリの出力依頼_20261005.docx
@@ -690,6 +690,7 @@
     </w:p>
     <w:p>
       <w:pPr>
+        <w:pStyle w:val="Heading1"/>
         <w:keepNext/>
         <w:spacing w:before="240" w:after="100"/>
       </w:pPr>
@@ -1382,6 +1383,7 @@
     </w:p>
     <w:p>
       <w:pPr>
+        <w:pStyle w:val="Heading1"/>
         <w:keepNext/>
         <w:spacing w:before="240" w:after="100"/>
       </w:pPr>
@@ -1432,6 +1434,7 @@
     </w:p>
     <w:p>
       <w:pPr>
+        <w:pStyle w:val="Heading2"/>
         <w:keepNext/>
         <w:spacing w:before="180" w:after="100"/>
       </w:pPr>
@@ -2233,6 +2236,7 @@
     </w:p>
     <w:p>
       <w:pPr>
+        <w:pStyle w:val="Heading2"/>
         <w:keepNext/>
         <w:spacing w:before="180" w:after="100"/>
       </w:pPr>
@@ -2724,6 +2728,7 @@
     </w:p>
     <w:p>
       <w:pPr>
+        <w:pStyle w:val="Heading2"/>
         <w:keepNext/>
         <w:spacing w:before="180" w:after="100"/>
       </w:pPr>
@@ -3153,6 +3158,7 @@
     </w:p>
     <w:p>
       <w:pPr>
+        <w:pStyle w:val="Heading2"/>
         <w:keepNext/>
         <w:spacing w:before="180" w:after="100"/>
       </w:pPr>
@@ -3892,6 +3898,7 @@
     </w:p>
     <w:p>
       <w:pPr>
+        <w:pStyle w:val="Heading2"/>
         <w:keepNext/>
         <w:spacing w:before="180" w:after="100"/>
       </w:pPr>
@@ -4693,6 +4700,7 @@
     </w:p>
     <w:p>
       <w:pPr>
+        <w:pStyle w:val="Heading2"/>
         <w:keepNext/>
         <w:spacing w:before="180" w:after="100"/>
       </w:pPr>
@@ -5016,6 +5024,7 @@
     </w:p>
     <w:p>
       <w:pPr>
+        <w:pStyle w:val="Heading1"/>
         <w:keepNext/>
         <w:spacing w:before="240" w:after="100"/>
       </w:pPr>
@@ -5915,6 +5924,7 @@
     <w:rPr>
       <w:rFonts w:ascii="游ゴシック" w:hAnsi="游ゴシック" w:eastAsia="游ゴシック"/>
       <w:sz w:val="21"/>
+      <w:lang w:val="en-US" w:eastAsia="ja-JP"/>
     </w:rPr>
   </w:style>
   <w:style w:type="paragraph" w:styleId="Header">
@@ -5972,15 +5982,17 @@
     <w:pPr>
       <w:keepNext/>
       <w:keepLines/>
-      <w:spacing w:before="480" w:after="0"/>
+      <w:spacing w:before="240" w:after="100"/>
+      <w:ind w:left="0" w:firstLine="0"/>
       <w:outlineLvl w:val="0"/>
     </w:pPr>
     <w:rPr>
-      <w:rFonts w:asciiTheme="majorHAnsi" w:eastAsiaTheme="majorEastAsia" w:hAnsiTheme="majorHAnsi" w:cstheme="majorBidi"/>
+      <w:rFonts w:asciiTheme="majorHAnsi" w:eastAsiaTheme="majorEastAsia" w:hAnsiTheme="majorHAnsi" w:cstheme="majorBidi" w:ascii="游ゴシック" w:hAnsi="游ゴシック" w:eastAsia="游ゴシック"/>
       <w:b/>
       <w:bCs/>
-      <w:color w:val="365F91" w:themeColor="accent1" w:themeShade="BF"/>
-      <w:sz w:val="28"/>
+      <w:i w:val="0"/>
+      <w:color w:val="2E74B5"/>
+      <w:sz w:val="30"/>
       <w:szCs w:val="28"/>
     </w:rPr>
   </w:style>
@@ -5996,15 +6008,17 @@
     <w:pPr>
       <w:keepNext/>
       <w:keepLines/>
-      <w:spacing w:before="200" w:after="0"/>
+      <w:spacing w:before="180" w:after="100"/>
+      <w:ind w:left="0" w:firstLine="0"/>
       <w:outlineLvl w:val="1"/>
     </w:pPr>
     <w:rPr>
-      <w:rFonts w:asciiTheme="majorHAnsi" w:eastAsiaTheme="majorEastAsia" w:hAnsiTheme="majorHAnsi" w:cstheme="majorBidi"/>
+      <w:rFonts w:asciiTheme="majorHAnsi" w:eastAsiaTheme="majorEastAsia" w:hAnsiTheme="majorHAnsi" w:cstheme="majorBidi" w:ascii="游ゴシック" w:hAnsi="游ゴシック" w:eastAsia="游ゴシック"/>
       <w:b/>
       <w:bCs/>
-      <w:color w:val="4F81BD" w:themeColor="accent1"/>
-      <w:sz w:val="26"/>
+      <w:i w:val="0"/>
+      <w:color w:val="2E74B5"/>
+      <w:sz w:val="25"/>
       <w:szCs w:val="26"/>
     </w:rPr>
   </w:style>
@@ -6020,14 +6034,17 @@
     <w:pPr>
       <w:keepNext/>
       <w:keepLines/>
-      <w:spacing w:before="200" w:after="0"/>
+      <w:spacing w:before="180" w:after="80"/>
+      <w:ind w:left="0" w:firstLine="0"/>
       <w:outlineLvl w:val="2"/>
     </w:pPr>
     <w:rPr>
-      <w:rFonts w:asciiTheme="majorHAnsi" w:eastAsiaTheme="majorEastAsia" w:hAnsiTheme="majorHAnsi" w:cstheme="majorBidi"/>
+      <w:rFonts w:asciiTheme="majorHAnsi" w:eastAsiaTheme="majorEastAsia" w:hAnsiTheme="majorHAnsi" w:cstheme="majorBidi" w:ascii="游ゴシック" w:hAnsi="游ゴシック" w:eastAsia="游ゴシック"/>
       <w:b/>
       <w:bCs/>
-      <w:color w:val="4F81BD" w:themeColor="accent1"/>
+      <w:i w:val="0"/>
+      <w:color w:val="1F4D78"/>
+      <w:sz w:val="22"/>
     </w:rPr>
   </w:style>
   <w:style w:type="paragraph" w:styleId="Heading4">

--- a/小野町_引継ぎ_整理済/11_見える化出力依頼/小野町_見える化_医療リハビリの出力依頼_20261005.docx
+++ b/小野町_引継ぎ_整理済/11_見える化出力依頼/小野町_見える化_医療リハビリの出力依頼_20261005.docx
@@ -2604,6 +2604,7 @@
           </w:tcPr>
           <w:p>
             <w:pPr>
+              <w:keepNext/>
               <w:spacing w:before="20" w:after="20"/>
             </w:pPr>
             <w:r>
@@ -2624,6 +2625,7 @@
           </w:tcPr>
           <w:p>
             <w:pPr>
+              <w:keepNext/>
               <w:spacing w:before="20" w:after="20"/>
             </w:pPr>
             <w:r>
@@ -2644,6 +2646,7 @@
           </w:tcPr>
           <w:p>
             <w:pPr>
+              <w:keepNext/>
               <w:spacing w:before="20" w:after="20"/>
             </w:pPr>
             <w:r>
@@ -3034,6 +3037,7 @@
           </w:tcPr>
           <w:p>
             <w:pPr>
+              <w:keepNext/>
               <w:spacing w:before="20" w:after="20"/>
             </w:pPr>
             <w:r>
@@ -3054,6 +3058,7 @@
           </w:tcPr>
           <w:p>
             <w:pPr>
+              <w:keepNext/>
               <w:spacing w:before="20" w:after="20"/>
             </w:pPr>
             <w:r>
@@ -3074,6 +3079,7 @@
           </w:tcPr>
           <w:p>
             <w:pPr>
+              <w:keepNext/>
               <w:spacing w:before="20" w:after="20"/>
             </w:pPr>
             <w:r>
@@ -4882,6 +4888,7 @@
           </w:tcPr>
           <w:p>
             <w:pPr>
+              <w:keepNext/>
               <w:spacing w:before="20" w:after="20"/>
             </w:pPr>
             <w:r>
@@ -4902,6 +4909,7 @@
           </w:tcPr>
           <w:p>
             <w:pPr>
+              <w:keepNext/>
               <w:spacing w:before="20" w:after="20"/>
             </w:pPr>
             <w:r>
@@ -4922,6 +4930,7 @@
           </w:tcPr>
           <w:p>
             <w:pPr>
+              <w:keepNext/>
               <w:spacing w:before="20" w:after="20"/>
             </w:pPr>
             <w:r>
@@ -5273,6 +5282,7 @@
           </w:tcPr>
           <w:p>
             <w:pPr>
+              <w:keepNext/>
               <w:spacing w:before="20" w:after="20"/>
             </w:pPr>
             <w:r>
@@ -5293,6 +5303,7 @@
           </w:tcPr>
           <w:p>
             <w:pPr>
+              <w:keepNext/>
               <w:spacing w:before="20" w:after="20"/>
             </w:pPr>
             <w:r>

--- a/小野町_引継ぎ_整理済/11_見える化出力依頼/小野町_見える化_医療リハビリの出力依頼_20261005.docx
+++ b/小野町_引継ぎ_整理済/11_見える化出力依頼/小野町_見える化_医療リハビリの出力依頼_20261005.docx
@@ -1266,6 +1266,7 @@
           </w:tcPr>
           <w:p>
             <w:pPr>
+              <w:keepNext/>
               <w:spacing w:before="20" w:after="20"/>
             </w:pPr>
             <w:r>
@@ -1286,6 +1287,7 @@
           </w:tcPr>
           <w:p>
             <w:pPr>
+              <w:keepNext/>
               <w:spacing w:before="20" w:after="20"/>
               <w:jc w:val="right"/>
             </w:pPr>
@@ -1307,6 +1309,7 @@
           </w:tcPr>
           <w:p>
             <w:pPr>
+              <w:keepNext/>
               <w:spacing w:before="20" w:after="20"/>
             </w:pPr>
             <w:r>
@@ -2112,6 +2115,7 @@
           </w:tcPr>
           <w:p>
             <w:pPr>
+              <w:keepNext/>
               <w:spacing w:before="20" w:after="20"/>
             </w:pPr>
             <w:r>
@@ -2132,6 +2136,7 @@
           </w:tcPr>
           <w:p>
             <w:pPr>
+              <w:keepNext/>
               <w:spacing w:before="20" w:after="20"/>
             </w:pPr>
             <w:r>
@@ -2152,6 +2157,7 @@
           </w:tcPr>
           <w:p>
             <w:pPr>
+              <w:keepNext/>
               <w:spacing w:before="20" w:after="20"/>
             </w:pPr>
             <w:r>
@@ -3780,6 +3786,7 @@
           </w:tcPr>
           <w:p>
             <w:pPr>
+              <w:keepNext/>
               <w:spacing w:before="20" w:after="20"/>
             </w:pPr>
             <w:r>
@@ -3800,6 +3807,7 @@
           </w:tcPr>
           <w:p>
             <w:pPr>
+              <w:keepNext/>
               <w:spacing w:before="20" w:after="20"/>
             </w:pPr>
             <w:r>
@@ -3820,6 +3828,7 @@
           </w:tcPr>
           <w:p>
             <w:pPr>
+              <w:keepNext/>
               <w:spacing w:before="20" w:after="20"/>
             </w:pPr>
             <w:r>
@@ -4582,6 +4591,7 @@
           </w:tcPr>
           <w:p>
             <w:pPr>
+              <w:keepNext/>
               <w:spacing w:before="20" w:after="20"/>
             </w:pPr>
             <w:r>
@@ -4602,6 +4612,7 @@
           </w:tcPr>
           <w:p>
             <w:pPr>
+              <w:keepNext/>
               <w:spacing w:before="20" w:after="20"/>
             </w:pPr>
             <w:r>
@@ -4622,6 +4633,7 @@
           </w:tcPr>
           <w:p>
             <w:pPr>
+              <w:keepNext/>
               <w:spacing w:before="20" w:after="20"/>
             </w:pPr>
             <w:r>
